--- a/Lab1/Отчет_Задание1_Вариант13_Автосервис.docx
+++ b/Lab1/Отчет_Задание1_Вариант13_Автосервис.docx
@@ -6526,7 +6526,25 @@
           <w:i w:val="0"/>
           <w:sz w:val="28"/>
         </w:rPr>
-        <w:t>Для выявления границы системы, её окружающей среды и всех взаимодействующих объектов построена функциональная модель основного бизнес-процесса в нотации IDEF0. Цель моделирования – определить границы ИС учёта заказов и клиентов автосервиса. Точка зрения – руководитель автосервиса.</w:t>
+        <w:t>Для выявления границы системы, её окружающей среды и всех взаимодействующих объектов построена функциональная модель основного бизнес-процесса в нотации IDEF0. Процесс рассмотрен с двух точек зрения: руководителя автосервиса, управляющего процессом в целом, и клиента, являющегося потребителем услуги.</w:t>
+      </w:r>
+    </w:p>
+    <w:p>
+      <w:pPr>
+        <w:keepNext/>
+        <w:spacing w:line="360" w:lineRule="auto" w:before="120" w:after="120"/>
+        <w:ind w:firstLine="709"/>
+        <w:jc w:val="left"/>
+        <w:outlineLvl w:val="1"/>
+      </w:pPr>
+      <w:r>
+        <w:rPr>
+          <w:rFonts w:ascii="Times New Roman" w:hAnsi="Times New Roman" w:cs="Times New Roman" w:eastAsia="Times New Roman"/>
+          <w:b/>
+          <w:i w:val="0"/>
+          <w:sz w:val="28"/>
+        </w:rPr>
+        <w:t>5.1 Модель с точки зрения руководителя автосервиса</w:t>
       </w:r>
     </w:p>
     <w:p>
@@ -6543,7 +6561,7 @@
           <w:i w:val="0"/>
           <w:sz w:val="28"/>
         </w:rPr>
-        <w:t>Контекстная диаграмма A-0 представлена на рисунке 1, состав её стрелок описан в таблице 7.</w:t>
+        <w:t>Цель моделирования – определить границы ИС учёта заказов и клиентов автосервиса. Точка зрения – руководитель автосервиса. Контекстная диаграмма A-0 представлена на рисунке 1, состав её стрелок описан в таблице 7.</w:t>
       </w:r>
     </w:p>
     <w:p>
@@ -8306,6 +8324,1608 @@
     <w:p>
       <w:pPr>
         <w:keepNext/>
+        <w:spacing w:line="360" w:lineRule="auto" w:before="120" w:after="120"/>
+        <w:ind w:firstLine="709"/>
+        <w:jc w:val="left"/>
+        <w:outlineLvl w:val="1"/>
+      </w:pPr>
+      <w:r>
+        <w:rPr>
+          <w:rFonts w:ascii="Times New Roman" w:hAnsi="Times New Roman" w:cs="Times New Roman" w:eastAsia="Times New Roman"/>
+          <w:b/>
+          <w:i w:val="0"/>
+          <w:sz w:val="28"/>
+        </w:rPr>
+        <w:t>5.2 Модель с точки зрения клиента автосервиса</w:t>
+      </w:r>
+    </w:p>
+    <w:p>
+      <w:pPr>
+        <w:keepNext w:val="0"/>
+        <w:spacing w:line="360" w:lineRule="auto" w:before="0" w:after="0"/>
+        <w:ind w:firstLine="709"/>
+        <w:jc w:val="both"/>
+      </w:pPr>
+      <w:r>
+        <w:rPr>
+          <w:rFonts w:ascii="Times New Roman" w:hAnsi="Times New Roman" w:cs="Times New Roman" w:eastAsia="Times New Roman"/>
+          <w:b w:val="0"/>
+          <w:i w:val="0"/>
+          <w:sz w:val="28"/>
+        </w:rPr>
+        <w:t>Цель моделирования – выявить требования клиента к процессу обслуживания и к ИС автосервиса. Точка зрения – клиент автосервиса. В отличие от модели руководителя, клиента не интересуют внутренние операции автосервиса (планирование загрузки постов, отчётность), а важны запись на обслуживание, прозрачность стоимости, информирование о ходе ремонта и получение документов. Контекстная диаграмма A-0 представлена на рисунке 3, состав её стрелок описан в таблице 8.</w:t>
+      </w:r>
+    </w:p>
+    <w:p>
+      <w:pPr>
+        <w:sectPr>
+          <w:pgSz w:w="11906" w:h="16838"/>
+          <w:pgMar w:top="1134" w:right="850" w:bottom="1134" w:left="1701" w:header="708" w:footer="708" w:gutter="0"/>
+          <w:cols w:space="708"/>
+          <w:titlePg/>
+          <w:docGrid w:linePitch="381"/>
+        </w:sectPr>
+      </w:pPr>
+    </w:p>
+    <w:p>
+      <w:pPr>
+        <w:keepNext/>
+        <w:spacing w:line="240" w:lineRule="auto" w:before="0" w:after="0"/>
+        <w:ind w:firstLine="0"/>
+        <w:jc w:val="center"/>
+      </w:pPr>
+      <w:r>
+        <w:drawing>
+          <wp:inline xmlns:a="http://schemas.openxmlformats.org/drawingml/2006/main" xmlns:pic="http://schemas.openxmlformats.org/drawingml/2006/picture">
+            <wp:extent cx="8820000" cy="5512500"/>
+            <wp:docPr id="4" name="Picture 4"/>
+            <wp:cNvGraphicFramePr>
+              <a:graphicFrameLocks noChangeAspect="1"/>
+            </wp:cNvGraphicFramePr>
+            <a:graphic>
+              <a:graphicData uri="http://schemas.openxmlformats.org/drawingml/2006/picture">
+                <pic:pic>
+                  <pic:nvPicPr>
+                    <pic:cNvPr id="0" name="idef0_client_context.png"/>
+                    <pic:cNvPicPr/>
+                  </pic:nvPicPr>
+                  <pic:blipFill>
+                    <a:blip r:embed="rId12"/>
+                    <a:stretch>
+                      <a:fillRect/>
+                    </a:stretch>
+                  </pic:blipFill>
+                  <pic:spPr>
+                    <a:xfrm>
+                      <a:off x="0" y="0"/>
+                      <a:ext cx="8820000" cy="5512500"/>
+                    </a:xfrm>
+                    <a:prstGeom prst="rect"/>
+                  </pic:spPr>
+                </pic:pic>
+              </a:graphicData>
+            </a:graphic>
+          </wp:inline>
+        </w:drawing>
+      </w:r>
+    </w:p>
+    <w:p>
+      <w:pPr>
+        <w:keepNext w:val="0"/>
+        <w:spacing w:line="360" w:lineRule="auto" w:before="0" w:after="120"/>
+        <w:ind w:firstLine="0"/>
+        <w:jc w:val="center"/>
+      </w:pPr>
+      <w:r>
+        <w:rPr>
+          <w:rFonts w:ascii="Times New Roman" w:hAnsi="Times New Roman" w:cs="Times New Roman" w:eastAsia="Times New Roman"/>
+          <w:b w:val="0"/>
+          <w:i w:val="0"/>
+          <w:sz w:val="28"/>
+        </w:rPr>
+        <w:t>Рисунок 3 – Контекстная диаграмма IDEF0 (A-0) «Получить обслуживание автомобиля в автосервисе» (точка зрения клиента)</w:t>
+      </w:r>
+    </w:p>
+    <w:p>
+      <w:pPr>
+        <w:sectPr>
+          <w:pgSz w:w="16838" w:h="11906" w:orient="landscape"/>
+          <w:pgMar w:top="850" w:right="1134" w:bottom="850" w:left="1134" w:header="708" w:footer="708" w:gutter="0"/>
+          <w:cols w:space="708"/>
+          <w:titlePg/>
+          <w:docGrid w:linePitch="381"/>
+        </w:sectPr>
+      </w:pPr>
+    </w:p>
+    <w:p>
+      <w:pPr>
+        <w:keepNext/>
+        <w:spacing w:line="360" w:lineRule="auto" w:before="120" w:after="0"/>
+        <w:ind w:firstLine="0"/>
+        <w:jc w:val="left"/>
+      </w:pPr>
+      <w:r>
+        <w:rPr>
+          <w:rFonts w:ascii="Times New Roman" w:hAnsi="Times New Roman" w:cs="Times New Roman" w:eastAsia="Times New Roman"/>
+          <w:b w:val="0"/>
+          <w:i w:val="0"/>
+          <w:sz w:val="28"/>
+        </w:rPr>
+        <w:t>Таблица 8 – Стрелки контекстной диаграммы A-0 с точки зрения клиента</w:t>
+      </w:r>
+    </w:p>
+    <w:tbl>
+      <w:tblPr>
+        <w:tblW w:type="auto" w:w="0"/>
+        <w:jc w:val="center"/>
+        <w:tblLayout w:type="fixed"/>
+        <w:tblLook w:firstColumn="1" w:firstRow="1" w:lastColumn="0" w:lastRow="0" w:noHBand="0" w:noVBand="1" w:val="04A0"/>
+        <w:tblBorders>
+          <w:top w:val="single" w:sz="4" w:space="0" w:color="000000"/>
+          <w:left w:val="single" w:sz="4" w:space="0" w:color="000000"/>
+          <w:bottom w:val="single" w:sz="4" w:space="0" w:color="000000"/>
+          <w:right w:val="single" w:sz="4" w:space="0" w:color="000000"/>
+          <w:insideH w:val="single" w:sz="4" w:space="0" w:color="000000"/>
+          <w:insideV w:val="single" w:sz="4" w:space="0" w:color="000000"/>
+        </w:tblBorders>
+      </w:tblPr>
+      <w:tblGrid>
+        <w:gridCol w:w="3118"/>
+        <w:gridCol w:w="3118"/>
+        <w:gridCol w:w="3118"/>
+      </w:tblGrid>
+      <w:tr>
+        <w:trPr>
+          <w:tblHeader w:val="true"/>
+          <w:cantSplit/>
+        </w:trPr>
+        <w:tc>
+          <w:tcPr>
+            <w:tcW w:type="dxa" w:w="1701"/>
+            <w:vAlign w:val="top"/>
+            <w:shd w:val="clear" w:color="auto" w:fill="E7E6E6"/>
+          </w:tcPr>
+          <w:p>
+            <w:pPr>
+              <w:keepNext/>
+              <w:spacing w:line="240" w:lineRule="auto" w:before="0" w:after="0"/>
+              <w:ind w:firstLine="0"/>
+              <w:jc w:val="center"/>
+            </w:pPr>
+            <w:r/>
+            <w:r>
+              <w:rPr>
+                <w:rFonts w:ascii="Times New Roman" w:hAnsi="Times New Roman" w:cs="Times New Roman" w:eastAsia="Times New Roman"/>
+                <w:b/>
+                <w:i w:val="0"/>
+                <w:sz w:val="24"/>
+              </w:rPr>
+              <w:t>Тип стрелки</w:t>
+            </w:r>
+          </w:p>
+        </w:tc>
+        <w:tc>
+          <w:tcPr>
+            <w:tcW w:type="dxa" w:w="3402"/>
+            <w:vAlign w:val="top"/>
+            <w:shd w:val="clear" w:color="auto" w:fill="E7E6E6"/>
+          </w:tcPr>
+          <w:p>
+            <w:pPr>
+              <w:keepNext/>
+              <w:spacing w:line="240" w:lineRule="auto" w:before="0" w:after="0"/>
+              <w:ind w:firstLine="0"/>
+              <w:jc w:val="center"/>
+            </w:pPr>
+            <w:r/>
+            <w:r>
+              <w:rPr>
+                <w:rFonts w:ascii="Times New Roman" w:hAnsi="Times New Roman" w:cs="Times New Roman" w:eastAsia="Times New Roman"/>
+                <w:b/>
+                <w:i w:val="0"/>
+                <w:sz w:val="24"/>
+              </w:rPr>
+              <w:t>Наименование</w:t>
+            </w:r>
+          </w:p>
+        </w:tc>
+        <w:tc>
+          <w:tcPr>
+            <w:tcW w:type="dxa" w:w="4252"/>
+            <w:vAlign w:val="top"/>
+            <w:shd w:val="clear" w:color="auto" w:fill="E7E6E6"/>
+          </w:tcPr>
+          <w:p>
+            <w:pPr>
+              <w:keepNext/>
+              <w:spacing w:line="240" w:lineRule="auto" w:before="0" w:after="0"/>
+              <w:ind w:firstLine="0"/>
+              <w:jc w:val="center"/>
+            </w:pPr>
+            <w:r/>
+            <w:r>
+              <w:rPr>
+                <w:rFonts w:ascii="Times New Roman" w:hAnsi="Times New Roman" w:cs="Times New Roman" w:eastAsia="Times New Roman"/>
+                <w:b/>
+                <w:i w:val="0"/>
+                <w:sz w:val="24"/>
+              </w:rPr>
+              <w:t>Описание</w:t>
+            </w:r>
+          </w:p>
+        </w:tc>
+      </w:tr>
+      <w:tr>
+        <w:trPr>
+          <w:cantSplit/>
+        </w:trPr>
+        <w:tc>
+          <w:tcPr>
+            <w:tcW w:type="dxa" w:w="1701"/>
+            <w:vAlign w:val="top"/>
+          </w:tcPr>
+          <w:p>
+            <w:pPr>
+              <w:keepNext w:val="0"/>
+              <w:spacing w:line="240" w:lineRule="auto" w:before="0" w:after="0"/>
+              <w:ind w:firstLine="0"/>
+              <w:jc w:val="left"/>
+            </w:pPr>
+            <w:r/>
+            <w:r>
+              <w:rPr>
+                <w:rFonts w:ascii="Times New Roman" w:hAnsi="Times New Roman" w:cs="Times New Roman" w:eastAsia="Times New Roman"/>
+                <w:b w:val="0"/>
+                <w:i w:val="0"/>
+                <w:sz w:val="24"/>
+              </w:rPr>
+              <w:t>Вход</w:t>
+            </w:r>
+          </w:p>
+        </w:tc>
+        <w:tc>
+          <w:tcPr>
+            <w:tcW w:type="dxa" w:w="3402"/>
+            <w:vAlign w:val="top"/>
+          </w:tcPr>
+          <w:p>
+            <w:pPr>
+              <w:keepNext w:val="0"/>
+              <w:spacing w:line="240" w:lineRule="auto" w:before="0" w:after="0"/>
+              <w:ind w:firstLine="0"/>
+              <w:jc w:val="left"/>
+            </w:pPr>
+            <w:r/>
+            <w:r>
+              <w:rPr>
+                <w:rFonts w:ascii="Times New Roman" w:hAnsi="Times New Roman" w:cs="Times New Roman" w:eastAsia="Times New Roman"/>
+                <w:b w:val="0"/>
+                <w:i w:val="0"/>
+                <w:sz w:val="24"/>
+              </w:rPr>
+              <w:t>Потребность в ТО или ремонте</w:t>
+            </w:r>
+          </w:p>
+        </w:tc>
+        <w:tc>
+          <w:tcPr>
+            <w:tcW w:type="dxa" w:w="4252"/>
+            <w:vAlign w:val="top"/>
+          </w:tcPr>
+          <w:p>
+            <w:pPr>
+              <w:keepNext w:val="0"/>
+              <w:spacing w:line="240" w:lineRule="auto" w:before="0" w:after="0"/>
+              <w:ind w:firstLine="0"/>
+              <w:jc w:val="left"/>
+            </w:pPr>
+            <w:r/>
+            <w:r>
+              <w:rPr>
+                <w:rFonts w:ascii="Times New Roman" w:hAnsi="Times New Roman" w:cs="Times New Roman" w:eastAsia="Times New Roman"/>
+                <w:b w:val="0"/>
+                <w:i w:val="0"/>
+                <w:sz w:val="24"/>
+              </w:rPr>
+              <w:t>Неисправность автомобиля или наступление срока планового ТО</w:t>
+            </w:r>
+          </w:p>
+        </w:tc>
+      </w:tr>
+      <w:tr>
+        <w:trPr>
+          <w:cantSplit/>
+        </w:trPr>
+        <w:tc>
+          <w:tcPr>
+            <w:tcW w:type="dxa" w:w="1701"/>
+            <w:vAlign w:val="top"/>
+          </w:tcPr>
+          <w:p>
+            <w:pPr>
+              <w:keepNext w:val="0"/>
+              <w:spacing w:line="240" w:lineRule="auto" w:before="0" w:after="0"/>
+              <w:ind w:firstLine="0"/>
+              <w:jc w:val="left"/>
+            </w:pPr>
+            <w:r/>
+            <w:r>
+              <w:rPr>
+                <w:rFonts w:ascii="Times New Roman" w:hAnsi="Times New Roman" w:cs="Times New Roman" w:eastAsia="Times New Roman"/>
+                <w:b w:val="0"/>
+                <w:i w:val="0"/>
+                <w:sz w:val="24"/>
+              </w:rPr>
+              <w:t>Вход</w:t>
+            </w:r>
+          </w:p>
+        </w:tc>
+        <w:tc>
+          <w:tcPr>
+            <w:tcW w:type="dxa" w:w="3402"/>
+            <w:vAlign w:val="top"/>
+          </w:tcPr>
+          <w:p>
+            <w:pPr>
+              <w:keepNext w:val="0"/>
+              <w:spacing w:line="240" w:lineRule="auto" w:before="0" w:after="0"/>
+              <w:ind w:firstLine="0"/>
+              <w:jc w:val="left"/>
+            </w:pPr>
+            <w:r/>
+            <w:r>
+              <w:rPr>
+                <w:rFonts w:ascii="Times New Roman" w:hAnsi="Times New Roman" w:cs="Times New Roman" w:eastAsia="Times New Roman"/>
+                <w:b w:val="0"/>
+                <w:i w:val="0"/>
+                <w:sz w:val="24"/>
+              </w:rPr>
+              <w:t>Автомобиль клиента</w:t>
+            </w:r>
+          </w:p>
+        </w:tc>
+        <w:tc>
+          <w:tcPr>
+            <w:tcW w:type="dxa" w:w="4252"/>
+            <w:vAlign w:val="top"/>
+          </w:tcPr>
+          <w:p>
+            <w:pPr>
+              <w:keepNext w:val="0"/>
+              <w:spacing w:line="240" w:lineRule="auto" w:before="0" w:after="0"/>
+              <w:ind w:firstLine="0"/>
+              <w:jc w:val="left"/>
+            </w:pPr>
+            <w:r/>
+            <w:r>
+              <w:rPr>
+                <w:rFonts w:ascii="Times New Roman" w:hAnsi="Times New Roman" w:cs="Times New Roman" w:eastAsia="Times New Roman"/>
+                <w:b w:val="0"/>
+                <w:i w:val="0"/>
+                <w:sz w:val="24"/>
+              </w:rPr>
+              <w:t>Автомобиль, который клиент передаёт в автосервис</w:t>
+            </w:r>
+          </w:p>
+        </w:tc>
+      </w:tr>
+      <w:tr>
+        <w:trPr>
+          <w:cantSplit/>
+        </w:trPr>
+        <w:tc>
+          <w:tcPr>
+            <w:tcW w:type="dxa" w:w="1701"/>
+            <w:vAlign w:val="top"/>
+          </w:tcPr>
+          <w:p>
+            <w:pPr>
+              <w:keepNext w:val="0"/>
+              <w:spacing w:line="240" w:lineRule="auto" w:before="0" w:after="0"/>
+              <w:ind w:firstLine="0"/>
+              <w:jc w:val="left"/>
+            </w:pPr>
+            <w:r/>
+            <w:r>
+              <w:rPr>
+                <w:rFonts w:ascii="Times New Roman" w:hAnsi="Times New Roman" w:cs="Times New Roman" w:eastAsia="Times New Roman"/>
+                <w:b w:val="0"/>
+                <w:i w:val="0"/>
+                <w:sz w:val="24"/>
+              </w:rPr>
+              <w:t>Вход</w:t>
+            </w:r>
+          </w:p>
+        </w:tc>
+        <w:tc>
+          <w:tcPr>
+            <w:tcW w:type="dxa" w:w="3402"/>
+            <w:vAlign w:val="top"/>
+          </w:tcPr>
+          <w:p>
+            <w:pPr>
+              <w:keepNext w:val="0"/>
+              <w:spacing w:line="240" w:lineRule="auto" w:before="0" w:after="0"/>
+              <w:ind w:firstLine="0"/>
+              <w:jc w:val="left"/>
+            </w:pPr>
+            <w:r/>
+            <w:r>
+              <w:rPr>
+                <w:rFonts w:ascii="Times New Roman" w:hAnsi="Times New Roman" w:cs="Times New Roman" w:eastAsia="Times New Roman"/>
+                <w:b w:val="0"/>
+                <w:i w:val="0"/>
+                <w:sz w:val="24"/>
+              </w:rPr>
+              <w:t>Денежные средства</w:t>
+            </w:r>
+          </w:p>
+        </w:tc>
+        <w:tc>
+          <w:tcPr>
+            <w:tcW w:type="dxa" w:w="4252"/>
+            <w:vAlign w:val="top"/>
+          </w:tcPr>
+          <w:p>
+            <w:pPr>
+              <w:keepNext w:val="0"/>
+              <w:spacing w:line="240" w:lineRule="auto" w:before="0" w:after="0"/>
+              <w:ind w:firstLine="0"/>
+              <w:jc w:val="left"/>
+            </w:pPr>
+            <w:r/>
+            <w:r>
+              <w:rPr>
+                <w:rFonts w:ascii="Times New Roman" w:hAnsi="Times New Roman" w:cs="Times New Roman" w:eastAsia="Times New Roman"/>
+                <w:b w:val="0"/>
+                <w:i w:val="0"/>
+                <w:sz w:val="24"/>
+              </w:rPr>
+              <w:t>Средства клиента для оплаты работ и запчастей</w:t>
+            </w:r>
+          </w:p>
+        </w:tc>
+      </w:tr>
+      <w:tr>
+        <w:trPr>
+          <w:cantSplit/>
+        </w:trPr>
+        <w:tc>
+          <w:tcPr>
+            <w:tcW w:type="dxa" w:w="1701"/>
+            <w:vAlign w:val="top"/>
+          </w:tcPr>
+          <w:p>
+            <w:pPr>
+              <w:keepNext w:val="0"/>
+              <w:spacing w:line="240" w:lineRule="auto" w:before="0" w:after="0"/>
+              <w:ind w:firstLine="0"/>
+              <w:jc w:val="left"/>
+            </w:pPr>
+            <w:r/>
+            <w:r>
+              <w:rPr>
+                <w:rFonts w:ascii="Times New Roman" w:hAnsi="Times New Roman" w:cs="Times New Roman" w:eastAsia="Times New Roman"/>
+                <w:b w:val="0"/>
+                <w:i w:val="0"/>
+                <w:sz w:val="24"/>
+              </w:rPr>
+              <w:t>Управление</w:t>
+            </w:r>
+          </w:p>
+        </w:tc>
+        <w:tc>
+          <w:tcPr>
+            <w:tcW w:type="dxa" w:w="3402"/>
+            <w:vAlign w:val="top"/>
+          </w:tcPr>
+          <w:p>
+            <w:pPr>
+              <w:keepNext w:val="0"/>
+              <w:spacing w:line="240" w:lineRule="auto" w:before="0" w:after="0"/>
+              <w:ind w:firstLine="0"/>
+              <w:jc w:val="left"/>
+            </w:pPr>
+            <w:r/>
+            <w:r>
+              <w:rPr>
+                <w:rFonts w:ascii="Times New Roman" w:hAnsi="Times New Roman" w:cs="Times New Roman" w:eastAsia="Times New Roman"/>
+                <w:b w:val="0"/>
+                <w:i w:val="0"/>
+                <w:sz w:val="24"/>
+              </w:rPr>
+              <w:t>Режим работы, свободное время для записи</w:t>
+            </w:r>
+          </w:p>
+        </w:tc>
+        <w:tc>
+          <w:tcPr>
+            <w:tcW w:type="dxa" w:w="4252"/>
+            <w:vAlign w:val="top"/>
+          </w:tcPr>
+          <w:p>
+            <w:pPr>
+              <w:keepNext w:val="0"/>
+              <w:spacing w:line="240" w:lineRule="auto" w:before="0" w:after="0"/>
+              <w:ind w:firstLine="0"/>
+              <w:jc w:val="left"/>
+            </w:pPr>
+            <w:r/>
+            <w:r>
+              <w:rPr>
+                <w:rFonts w:ascii="Times New Roman" w:hAnsi="Times New Roman" w:cs="Times New Roman" w:eastAsia="Times New Roman"/>
+                <w:b w:val="0"/>
+                <w:i w:val="0"/>
+                <w:sz w:val="24"/>
+              </w:rPr>
+              <w:t>Часы работы автосервиса и доступные для записи даты и время</w:t>
+            </w:r>
+          </w:p>
+        </w:tc>
+      </w:tr>
+      <w:tr>
+        <w:trPr>
+          <w:cantSplit/>
+        </w:trPr>
+        <w:tc>
+          <w:tcPr>
+            <w:tcW w:type="dxa" w:w="1701"/>
+            <w:vAlign w:val="top"/>
+          </w:tcPr>
+          <w:p>
+            <w:pPr>
+              <w:keepNext w:val="0"/>
+              <w:spacing w:line="240" w:lineRule="auto" w:before="0" w:after="0"/>
+              <w:ind w:firstLine="0"/>
+              <w:jc w:val="left"/>
+            </w:pPr>
+            <w:r/>
+            <w:r>
+              <w:rPr>
+                <w:rFonts w:ascii="Times New Roman" w:hAnsi="Times New Roman" w:cs="Times New Roman" w:eastAsia="Times New Roman"/>
+                <w:b w:val="0"/>
+                <w:i w:val="0"/>
+                <w:sz w:val="24"/>
+              </w:rPr>
+              <w:t>Управление</w:t>
+            </w:r>
+          </w:p>
+        </w:tc>
+        <w:tc>
+          <w:tcPr>
+            <w:tcW w:type="dxa" w:w="3402"/>
+            <w:vAlign w:val="top"/>
+          </w:tcPr>
+          <w:p>
+            <w:pPr>
+              <w:keepNext w:val="0"/>
+              <w:spacing w:line="240" w:lineRule="auto" w:before="0" w:after="0"/>
+              <w:ind w:firstLine="0"/>
+              <w:jc w:val="left"/>
+            </w:pPr>
+            <w:r/>
+            <w:r>
+              <w:rPr>
+                <w:rFonts w:ascii="Times New Roman" w:hAnsi="Times New Roman" w:cs="Times New Roman" w:eastAsia="Times New Roman"/>
+                <w:b w:val="0"/>
+                <w:i w:val="0"/>
+                <w:sz w:val="24"/>
+              </w:rPr>
+              <w:t>Прейскурант автосервиса</w:t>
+            </w:r>
+          </w:p>
+        </w:tc>
+        <w:tc>
+          <w:tcPr>
+            <w:tcW w:type="dxa" w:w="4252"/>
+            <w:vAlign w:val="top"/>
+          </w:tcPr>
+          <w:p>
+            <w:pPr>
+              <w:keepNext w:val="0"/>
+              <w:spacing w:line="240" w:lineRule="auto" w:before="0" w:after="0"/>
+              <w:ind w:firstLine="0"/>
+              <w:jc w:val="left"/>
+            </w:pPr>
+            <w:r/>
+            <w:r>
+              <w:rPr>
+                <w:rFonts w:ascii="Times New Roman" w:hAnsi="Times New Roman" w:cs="Times New Roman" w:eastAsia="Times New Roman"/>
+                <w:b w:val="0"/>
+                <w:i w:val="0"/>
+                <w:sz w:val="24"/>
+              </w:rPr>
+              <w:t>Цены на работы и запчасти, по которым клиенту называют стоимость</w:t>
+            </w:r>
+          </w:p>
+        </w:tc>
+      </w:tr>
+      <w:tr>
+        <w:trPr>
+          <w:cantSplit/>
+        </w:trPr>
+        <w:tc>
+          <w:tcPr>
+            <w:tcW w:type="dxa" w:w="1701"/>
+            <w:vAlign w:val="top"/>
+          </w:tcPr>
+          <w:p>
+            <w:pPr>
+              <w:keepNext w:val="0"/>
+              <w:spacing w:line="240" w:lineRule="auto" w:before="0" w:after="0"/>
+              <w:ind w:firstLine="0"/>
+              <w:jc w:val="left"/>
+            </w:pPr>
+            <w:r/>
+            <w:r>
+              <w:rPr>
+                <w:rFonts w:ascii="Times New Roman" w:hAnsi="Times New Roman" w:cs="Times New Roman" w:eastAsia="Times New Roman"/>
+                <w:b w:val="0"/>
+                <w:i w:val="0"/>
+                <w:sz w:val="24"/>
+              </w:rPr>
+              <w:t>Управление</w:t>
+            </w:r>
+          </w:p>
+        </w:tc>
+        <w:tc>
+          <w:tcPr>
+            <w:tcW w:type="dxa" w:w="3402"/>
+            <w:vAlign w:val="top"/>
+          </w:tcPr>
+          <w:p>
+            <w:pPr>
+              <w:keepNext w:val="0"/>
+              <w:spacing w:line="240" w:lineRule="auto" w:before="0" w:after="0"/>
+              <w:ind w:firstLine="0"/>
+              <w:jc w:val="left"/>
+            </w:pPr>
+            <w:r/>
+            <w:r>
+              <w:rPr>
+                <w:rFonts w:ascii="Times New Roman" w:hAnsi="Times New Roman" w:cs="Times New Roman" w:eastAsia="Times New Roman"/>
+                <w:b w:val="0"/>
+                <w:i w:val="0"/>
+                <w:sz w:val="24"/>
+              </w:rPr>
+              <w:t>Закон «О защите прав потребителей»</w:t>
+            </w:r>
+          </w:p>
+        </w:tc>
+        <w:tc>
+          <w:tcPr>
+            <w:tcW w:type="dxa" w:w="4252"/>
+            <w:vAlign w:val="top"/>
+          </w:tcPr>
+          <w:p>
+            <w:pPr>
+              <w:keepNext w:val="0"/>
+              <w:spacing w:line="240" w:lineRule="auto" w:before="0" w:after="0"/>
+              <w:ind w:firstLine="0"/>
+              <w:jc w:val="left"/>
+            </w:pPr>
+            <w:r/>
+            <w:r>
+              <w:rPr>
+                <w:rFonts w:ascii="Times New Roman" w:hAnsi="Times New Roman" w:cs="Times New Roman" w:eastAsia="Times New Roman"/>
+                <w:b w:val="0"/>
+                <w:i w:val="0"/>
+                <w:sz w:val="24"/>
+              </w:rPr>
+              <w:t>Права клиента: согласование доп. работ, получение документов, гарантия</w:t>
+            </w:r>
+          </w:p>
+        </w:tc>
+      </w:tr>
+      <w:tr>
+        <w:trPr>
+          <w:cantSplit/>
+        </w:trPr>
+        <w:tc>
+          <w:tcPr>
+            <w:tcW w:type="dxa" w:w="1701"/>
+            <w:vAlign w:val="top"/>
+          </w:tcPr>
+          <w:p>
+            <w:pPr>
+              <w:keepNext w:val="0"/>
+              <w:spacing w:line="240" w:lineRule="auto" w:before="0" w:after="0"/>
+              <w:ind w:firstLine="0"/>
+              <w:jc w:val="left"/>
+            </w:pPr>
+            <w:r/>
+            <w:r>
+              <w:rPr>
+                <w:rFonts w:ascii="Times New Roman" w:hAnsi="Times New Roman" w:cs="Times New Roman" w:eastAsia="Times New Roman"/>
+                <w:b w:val="0"/>
+                <w:i w:val="0"/>
+                <w:sz w:val="24"/>
+              </w:rPr>
+              <w:t>Выход</w:t>
+            </w:r>
+          </w:p>
+        </w:tc>
+        <w:tc>
+          <w:tcPr>
+            <w:tcW w:type="dxa" w:w="3402"/>
+            <w:vAlign w:val="top"/>
+          </w:tcPr>
+          <w:p>
+            <w:pPr>
+              <w:keepNext w:val="0"/>
+              <w:spacing w:line="240" w:lineRule="auto" w:before="0" w:after="0"/>
+              <w:ind w:firstLine="0"/>
+              <w:jc w:val="left"/>
+            </w:pPr>
+            <w:r/>
+            <w:r>
+              <w:rPr>
+                <w:rFonts w:ascii="Times New Roman" w:hAnsi="Times New Roman" w:cs="Times New Roman" w:eastAsia="Times New Roman"/>
+                <w:b w:val="0"/>
+                <w:i w:val="0"/>
+                <w:sz w:val="24"/>
+              </w:rPr>
+              <w:t>Отремонтированный автомобиль</w:t>
+            </w:r>
+          </w:p>
+        </w:tc>
+        <w:tc>
+          <w:tcPr>
+            <w:tcW w:type="dxa" w:w="4252"/>
+            <w:vAlign w:val="top"/>
+          </w:tcPr>
+          <w:p>
+            <w:pPr>
+              <w:keepNext w:val="0"/>
+              <w:spacing w:line="240" w:lineRule="auto" w:before="0" w:after="0"/>
+              <w:ind w:firstLine="0"/>
+              <w:jc w:val="left"/>
+            </w:pPr>
+            <w:r/>
+            <w:r>
+              <w:rPr>
+                <w:rFonts w:ascii="Times New Roman" w:hAnsi="Times New Roman" w:cs="Times New Roman" w:eastAsia="Times New Roman"/>
+                <w:b w:val="0"/>
+                <w:i w:val="0"/>
+                <w:sz w:val="24"/>
+              </w:rPr>
+              <w:t>Автомобиль, полученный клиентом после выполнения работ</w:t>
+            </w:r>
+          </w:p>
+        </w:tc>
+      </w:tr>
+      <w:tr>
+        <w:trPr>
+          <w:cantSplit/>
+        </w:trPr>
+        <w:tc>
+          <w:tcPr>
+            <w:tcW w:type="dxa" w:w="1701"/>
+            <w:vAlign w:val="top"/>
+          </w:tcPr>
+          <w:p>
+            <w:pPr>
+              <w:keepNext w:val="0"/>
+              <w:spacing w:line="240" w:lineRule="auto" w:before="0" w:after="0"/>
+              <w:ind w:firstLine="0"/>
+              <w:jc w:val="left"/>
+            </w:pPr>
+            <w:r/>
+            <w:r>
+              <w:rPr>
+                <w:rFonts w:ascii="Times New Roman" w:hAnsi="Times New Roman" w:cs="Times New Roman" w:eastAsia="Times New Roman"/>
+                <w:b w:val="0"/>
+                <w:i w:val="0"/>
+                <w:sz w:val="24"/>
+              </w:rPr>
+              <w:t>Выход</w:t>
+            </w:r>
+          </w:p>
+        </w:tc>
+        <w:tc>
+          <w:tcPr>
+            <w:tcW w:type="dxa" w:w="3402"/>
+            <w:vAlign w:val="top"/>
+          </w:tcPr>
+          <w:p>
+            <w:pPr>
+              <w:keepNext w:val="0"/>
+              <w:spacing w:line="240" w:lineRule="auto" w:before="0" w:after="0"/>
+              <w:ind w:firstLine="0"/>
+              <w:jc w:val="left"/>
+            </w:pPr>
+            <w:r/>
+            <w:r>
+              <w:rPr>
+                <w:rFonts w:ascii="Times New Roman" w:hAnsi="Times New Roman" w:cs="Times New Roman" w:eastAsia="Times New Roman"/>
+                <w:b w:val="0"/>
+                <w:i w:val="0"/>
+                <w:sz w:val="24"/>
+              </w:rPr>
+              <w:t>Квитанция (акт выполненных работ)</w:t>
+            </w:r>
+          </w:p>
+        </w:tc>
+        <w:tc>
+          <w:tcPr>
+            <w:tcW w:type="dxa" w:w="4252"/>
+            <w:vAlign w:val="top"/>
+          </w:tcPr>
+          <w:p>
+            <w:pPr>
+              <w:keepNext w:val="0"/>
+              <w:spacing w:line="240" w:lineRule="auto" w:before="0" w:after="0"/>
+              <w:ind w:firstLine="0"/>
+              <w:jc w:val="left"/>
+            </w:pPr>
+            <w:r/>
+            <w:r>
+              <w:rPr>
+                <w:rFonts w:ascii="Times New Roman" w:hAnsi="Times New Roman" w:cs="Times New Roman" w:eastAsia="Times New Roman"/>
+                <w:b w:val="0"/>
+                <w:i w:val="0"/>
+                <w:sz w:val="24"/>
+              </w:rPr>
+              <w:t>Документ с перечнем работ, запчастей и цен для гарантии и отчётности</w:t>
+            </w:r>
+          </w:p>
+        </w:tc>
+      </w:tr>
+      <w:tr>
+        <w:trPr>
+          <w:cantSplit/>
+        </w:trPr>
+        <w:tc>
+          <w:tcPr>
+            <w:tcW w:type="dxa" w:w="1701"/>
+            <w:vAlign w:val="top"/>
+          </w:tcPr>
+          <w:p>
+            <w:pPr>
+              <w:keepNext w:val="0"/>
+              <w:spacing w:line="240" w:lineRule="auto" w:before="0" w:after="0"/>
+              <w:ind w:firstLine="0"/>
+              <w:jc w:val="left"/>
+            </w:pPr>
+            <w:r/>
+            <w:r>
+              <w:rPr>
+                <w:rFonts w:ascii="Times New Roman" w:hAnsi="Times New Roman" w:cs="Times New Roman" w:eastAsia="Times New Roman"/>
+                <w:b w:val="0"/>
+                <w:i w:val="0"/>
+                <w:sz w:val="24"/>
+              </w:rPr>
+              <w:t>Выход</w:t>
+            </w:r>
+          </w:p>
+        </w:tc>
+        <w:tc>
+          <w:tcPr>
+            <w:tcW w:type="dxa" w:w="3402"/>
+            <w:vAlign w:val="top"/>
+          </w:tcPr>
+          <w:p>
+            <w:pPr>
+              <w:keepNext w:val="0"/>
+              <w:spacing w:line="240" w:lineRule="auto" w:before="0" w:after="0"/>
+              <w:ind w:firstLine="0"/>
+              <w:jc w:val="left"/>
+            </w:pPr>
+            <w:r/>
+            <w:r>
+              <w:rPr>
+                <w:rFonts w:ascii="Times New Roman" w:hAnsi="Times New Roman" w:cs="Times New Roman" w:eastAsia="Times New Roman"/>
+                <w:b w:val="0"/>
+                <w:i w:val="0"/>
+                <w:sz w:val="24"/>
+              </w:rPr>
+              <w:t>Уведомления о статусе и готовности</w:t>
+            </w:r>
+          </w:p>
+        </w:tc>
+        <w:tc>
+          <w:tcPr>
+            <w:tcW w:type="dxa" w:w="4252"/>
+            <w:vAlign w:val="top"/>
+          </w:tcPr>
+          <w:p>
+            <w:pPr>
+              <w:keepNext w:val="0"/>
+              <w:spacing w:line="240" w:lineRule="auto" w:before="0" w:after="0"/>
+              <w:ind w:firstLine="0"/>
+              <w:jc w:val="left"/>
+            </w:pPr>
+            <w:r/>
+            <w:r>
+              <w:rPr>
+                <w:rFonts w:ascii="Times New Roman" w:hAnsi="Times New Roman" w:cs="Times New Roman" w:eastAsia="Times New Roman"/>
+                <w:b w:val="0"/>
+                <w:i w:val="0"/>
+                <w:sz w:val="24"/>
+              </w:rPr>
+              <w:t>SMS-сообщения или звонки о ходе ремонта и готовности автомобиля</w:t>
+            </w:r>
+          </w:p>
+        </w:tc>
+      </w:tr>
+      <w:tr>
+        <w:trPr>
+          <w:cantSplit/>
+        </w:trPr>
+        <w:tc>
+          <w:tcPr>
+            <w:tcW w:type="dxa" w:w="1701"/>
+            <w:vAlign w:val="top"/>
+          </w:tcPr>
+          <w:p>
+            <w:pPr>
+              <w:keepNext w:val="0"/>
+              <w:spacing w:line="240" w:lineRule="auto" w:before="0" w:after="0"/>
+              <w:ind w:firstLine="0"/>
+              <w:jc w:val="left"/>
+            </w:pPr>
+            <w:r/>
+            <w:r>
+              <w:rPr>
+                <w:rFonts w:ascii="Times New Roman" w:hAnsi="Times New Roman" w:cs="Times New Roman" w:eastAsia="Times New Roman"/>
+                <w:b w:val="0"/>
+                <w:i w:val="0"/>
+                <w:sz w:val="24"/>
+              </w:rPr>
+              <w:t>Выход</w:t>
+            </w:r>
+          </w:p>
+        </w:tc>
+        <w:tc>
+          <w:tcPr>
+            <w:tcW w:type="dxa" w:w="3402"/>
+            <w:vAlign w:val="top"/>
+          </w:tcPr>
+          <w:p>
+            <w:pPr>
+              <w:keepNext w:val="0"/>
+              <w:spacing w:line="240" w:lineRule="auto" w:before="0" w:after="0"/>
+              <w:ind w:firstLine="0"/>
+              <w:jc w:val="left"/>
+            </w:pPr>
+            <w:r/>
+            <w:r>
+              <w:rPr>
+                <w:rFonts w:ascii="Times New Roman" w:hAnsi="Times New Roman" w:cs="Times New Roman" w:eastAsia="Times New Roman"/>
+                <w:b w:val="0"/>
+                <w:i w:val="0"/>
+                <w:sz w:val="24"/>
+              </w:rPr>
+              <w:t>История обслуживания, напоминание о ТО</w:t>
+            </w:r>
+          </w:p>
+        </w:tc>
+        <w:tc>
+          <w:tcPr>
+            <w:tcW w:type="dxa" w:w="4252"/>
+            <w:vAlign w:val="top"/>
+          </w:tcPr>
+          <w:p>
+            <w:pPr>
+              <w:keepNext w:val="0"/>
+              <w:spacing w:line="240" w:lineRule="auto" w:before="0" w:after="0"/>
+              <w:ind w:firstLine="0"/>
+              <w:jc w:val="left"/>
+            </w:pPr>
+            <w:r/>
+            <w:r>
+              <w:rPr>
+                <w:rFonts w:ascii="Times New Roman" w:hAnsi="Times New Roman" w:cs="Times New Roman" w:eastAsia="Times New Roman"/>
+                <w:b w:val="0"/>
+                <w:i w:val="0"/>
+                <w:sz w:val="24"/>
+              </w:rPr>
+              <w:t>Сведения о ранее выполненных работах и о сроке следующего ТО</w:t>
+            </w:r>
+          </w:p>
+        </w:tc>
+      </w:tr>
+      <w:tr>
+        <w:trPr>
+          <w:cantSplit/>
+        </w:trPr>
+        <w:tc>
+          <w:tcPr>
+            <w:tcW w:type="dxa" w:w="1701"/>
+            <w:vAlign w:val="top"/>
+          </w:tcPr>
+          <w:p>
+            <w:pPr>
+              <w:keepNext w:val="0"/>
+              <w:spacing w:line="240" w:lineRule="auto" w:before="0" w:after="0"/>
+              <w:ind w:firstLine="0"/>
+              <w:jc w:val="left"/>
+            </w:pPr>
+            <w:r/>
+            <w:r>
+              <w:rPr>
+                <w:rFonts w:ascii="Times New Roman" w:hAnsi="Times New Roman" w:cs="Times New Roman" w:eastAsia="Times New Roman"/>
+                <w:b w:val="0"/>
+                <w:i w:val="0"/>
+                <w:sz w:val="24"/>
+              </w:rPr>
+              <w:t>Механизм</w:t>
+            </w:r>
+          </w:p>
+        </w:tc>
+        <w:tc>
+          <w:tcPr>
+            <w:tcW w:type="dxa" w:w="3402"/>
+            <w:vAlign w:val="top"/>
+          </w:tcPr>
+          <w:p>
+            <w:pPr>
+              <w:keepNext w:val="0"/>
+              <w:spacing w:line="240" w:lineRule="auto" w:before="0" w:after="0"/>
+              <w:ind w:firstLine="0"/>
+              <w:jc w:val="left"/>
+            </w:pPr>
+            <w:r/>
+            <w:r>
+              <w:rPr>
+                <w:rFonts w:ascii="Times New Roman" w:hAnsi="Times New Roman" w:cs="Times New Roman" w:eastAsia="Times New Roman"/>
+                <w:b w:val="0"/>
+                <w:i w:val="0"/>
+                <w:sz w:val="24"/>
+              </w:rPr>
+              <w:t>Клиент</w:t>
+            </w:r>
+          </w:p>
+        </w:tc>
+        <w:tc>
+          <w:tcPr>
+            <w:tcW w:type="dxa" w:w="4252"/>
+            <w:vAlign w:val="top"/>
+          </w:tcPr>
+          <w:p>
+            <w:pPr>
+              <w:keepNext w:val="0"/>
+              <w:spacing w:line="240" w:lineRule="auto" w:before="0" w:after="0"/>
+              <w:ind w:firstLine="0"/>
+              <w:jc w:val="left"/>
+            </w:pPr>
+            <w:r/>
+            <w:r>
+              <w:rPr>
+                <w:rFonts w:ascii="Times New Roman" w:hAnsi="Times New Roman" w:cs="Times New Roman" w:eastAsia="Times New Roman"/>
+                <w:b w:val="0"/>
+                <w:i w:val="0"/>
+                <w:sz w:val="24"/>
+              </w:rPr>
+              <w:t>Записывается, сдаёт и получает автомобиль, согласует работы, оплачивает</w:t>
+            </w:r>
+          </w:p>
+        </w:tc>
+      </w:tr>
+      <w:tr>
+        <w:trPr>
+          <w:cantSplit/>
+        </w:trPr>
+        <w:tc>
+          <w:tcPr>
+            <w:tcW w:type="dxa" w:w="1701"/>
+            <w:vAlign w:val="top"/>
+          </w:tcPr>
+          <w:p>
+            <w:pPr>
+              <w:keepNext w:val="0"/>
+              <w:spacing w:line="240" w:lineRule="auto" w:before="0" w:after="0"/>
+              <w:ind w:firstLine="0"/>
+              <w:jc w:val="left"/>
+            </w:pPr>
+            <w:r/>
+            <w:r>
+              <w:rPr>
+                <w:rFonts w:ascii="Times New Roman" w:hAnsi="Times New Roman" w:cs="Times New Roman" w:eastAsia="Times New Roman"/>
+                <w:b w:val="0"/>
+                <w:i w:val="0"/>
+                <w:sz w:val="24"/>
+              </w:rPr>
+              <w:t>Механизм</w:t>
+            </w:r>
+          </w:p>
+        </w:tc>
+        <w:tc>
+          <w:tcPr>
+            <w:tcW w:type="dxa" w:w="3402"/>
+            <w:vAlign w:val="top"/>
+          </w:tcPr>
+          <w:p>
+            <w:pPr>
+              <w:keepNext w:val="0"/>
+              <w:spacing w:line="240" w:lineRule="auto" w:before="0" w:after="0"/>
+              <w:ind w:firstLine="0"/>
+              <w:jc w:val="left"/>
+            </w:pPr>
+            <w:r/>
+            <w:r>
+              <w:rPr>
+                <w:rFonts w:ascii="Times New Roman" w:hAnsi="Times New Roman" w:cs="Times New Roman" w:eastAsia="Times New Roman"/>
+                <w:b w:val="0"/>
+                <w:i w:val="0"/>
+                <w:sz w:val="24"/>
+              </w:rPr>
+              <w:t>Мастер-приёмщик</w:t>
+            </w:r>
+          </w:p>
+        </w:tc>
+        <w:tc>
+          <w:tcPr>
+            <w:tcW w:type="dxa" w:w="4252"/>
+            <w:vAlign w:val="top"/>
+          </w:tcPr>
+          <w:p>
+            <w:pPr>
+              <w:keepNext w:val="0"/>
+              <w:spacing w:line="240" w:lineRule="auto" w:before="0" w:after="0"/>
+              <w:ind w:firstLine="0"/>
+              <w:jc w:val="left"/>
+            </w:pPr>
+            <w:r/>
+            <w:r>
+              <w:rPr>
+                <w:rFonts w:ascii="Times New Roman" w:hAnsi="Times New Roman" w:cs="Times New Roman" w:eastAsia="Times New Roman"/>
+                <w:b w:val="0"/>
+                <w:i w:val="0"/>
+                <w:sz w:val="24"/>
+              </w:rPr>
+              <w:t>Принимает автомобиль, оформляет заказ-наряд, принимает оплату</w:t>
+            </w:r>
+          </w:p>
+        </w:tc>
+      </w:tr>
+      <w:tr>
+        <w:trPr>
+          <w:cantSplit/>
+        </w:trPr>
+        <w:tc>
+          <w:tcPr>
+            <w:tcW w:type="dxa" w:w="1701"/>
+            <w:vAlign w:val="top"/>
+          </w:tcPr>
+          <w:p>
+            <w:pPr>
+              <w:keepNext w:val="0"/>
+              <w:spacing w:line="240" w:lineRule="auto" w:before="0" w:after="0"/>
+              <w:ind w:firstLine="0"/>
+              <w:jc w:val="left"/>
+            </w:pPr>
+            <w:r/>
+            <w:r>
+              <w:rPr>
+                <w:rFonts w:ascii="Times New Roman" w:hAnsi="Times New Roman" w:cs="Times New Roman" w:eastAsia="Times New Roman"/>
+                <w:b w:val="0"/>
+                <w:i w:val="0"/>
+                <w:sz w:val="24"/>
+              </w:rPr>
+              <w:t>Механизм</w:t>
+            </w:r>
+          </w:p>
+        </w:tc>
+        <w:tc>
+          <w:tcPr>
+            <w:tcW w:type="dxa" w:w="3402"/>
+            <w:vAlign w:val="top"/>
+          </w:tcPr>
+          <w:p>
+            <w:pPr>
+              <w:keepNext w:val="0"/>
+              <w:spacing w:line="240" w:lineRule="auto" w:before="0" w:after="0"/>
+              <w:ind w:firstLine="0"/>
+              <w:jc w:val="left"/>
+            </w:pPr>
+            <w:r/>
+            <w:r>
+              <w:rPr>
+                <w:rFonts w:ascii="Times New Roman" w:hAnsi="Times New Roman" w:cs="Times New Roman" w:eastAsia="Times New Roman"/>
+                <w:b w:val="0"/>
+                <w:i w:val="0"/>
+                <w:sz w:val="24"/>
+              </w:rPr>
+              <w:t>Автомеханики</w:t>
+            </w:r>
+          </w:p>
+        </w:tc>
+        <w:tc>
+          <w:tcPr>
+            <w:tcW w:type="dxa" w:w="4252"/>
+            <w:vAlign w:val="top"/>
+          </w:tcPr>
+          <w:p>
+            <w:pPr>
+              <w:keepNext w:val="0"/>
+              <w:spacing w:line="240" w:lineRule="auto" w:before="0" w:after="0"/>
+              <w:ind w:firstLine="0"/>
+              <w:jc w:val="left"/>
+            </w:pPr>
+            <w:r/>
+            <w:r>
+              <w:rPr>
+                <w:rFonts w:ascii="Times New Roman" w:hAnsi="Times New Roman" w:cs="Times New Roman" w:eastAsia="Times New Roman"/>
+                <w:b w:val="0"/>
+                <w:i w:val="0"/>
+                <w:sz w:val="24"/>
+              </w:rPr>
+              <w:t>Выполняют ремонт и выявляют дополнительные работы</w:t>
+            </w:r>
+          </w:p>
+        </w:tc>
+      </w:tr>
+      <w:tr>
+        <w:trPr>
+          <w:cantSplit/>
+        </w:trPr>
+        <w:tc>
+          <w:tcPr>
+            <w:tcW w:type="dxa" w:w="1701"/>
+            <w:vAlign w:val="top"/>
+          </w:tcPr>
+          <w:p>
+            <w:pPr>
+              <w:keepNext w:val="0"/>
+              <w:spacing w:line="240" w:lineRule="auto" w:before="0" w:after="0"/>
+              <w:ind w:firstLine="0"/>
+              <w:jc w:val="left"/>
+            </w:pPr>
+            <w:r/>
+            <w:r>
+              <w:rPr>
+                <w:rFonts w:ascii="Times New Roman" w:hAnsi="Times New Roman" w:cs="Times New Roman" w:eastAsia="Times New Roman"/>
+                <w:b w:val="0"/>
+                <w:i w:val="0"/>
+                <w:sz w:val="24"/>
+              </w:rPr>
+              <w:t>Механизм</w:t>
+            </w:r>
+          </w:p>
+        </w:tc>
+        <w:tc>
+          <w:tcPr>
+            <w:tcW w:type="dxa" w:w="3402"/>
+            <w:vAlign w:val="top"/>
+          </w:tcPr>
+          <w:p>
+            <w:pPr>
+              <w:keepNext w:val="0"/>
+              <w:spacing w:line="240" w:lineRule="auto" w:before="0" w:after="0"/>
+              <w:ind w:firstLine="0"/>
+              <w:jc w:val="left"/>
+            </w:pPr>
+            <w:r/>
+            <w:r>
+              <w:rPr>
+                <w:rFonts w:ascii="Times New Roman" w:hAnsi="Times New Roman" w:cs="Times New Roman" w:eastAsia="Times New Roman"/>
+                <w:b w:val="0"/>
+                <w:i w:val="0"/>
+                <w:sz w:val="24"/>
+              </w:rPr>
+              <w:t>ИС автосервиса</w:t>
+            </w:r>
+          </w:p>
+        </w:tc>
+        <w:tc>
+          <w:tcPr>
+            <w:tcW w:type="dxa" w:w="4252"/>
+            <w:vAlign w:val="top"/>
+          </w:tcPr>
+          <w:p>
+            <w:pPr>
+              <w:keepNext w:val="0"/>
+              <w:spacing w:line="240" w:lineRule="auto" w:before="0" w:after="0"/>
+              <w:ind w:firstLine="0"/>
+              <w:jc w:val="left"/>
+            </w:pPr>
+            <w:r/>
+            <w:r>
+              <w:rPr>
+                <w:rFonts w:ascii="Times New Roman" w:hAnsi="Times New Roman" w:cs="Times New Roman" w:eastAsia="Times New Roman"/>
+                <w:b w:val="0"/>
+                <w:i w:val="0"/>
+                <w:sz w:val="24"/>
+              </w:rPr>
+              <w:t>Онлайн-запись, уведомления клиента, расчёт стоимости, хранение истории</w:t>
+            </w:r>
+          </w:p>
+        </w:tc>
+      </w:tr>
+    </w:tbl>
+    <w:p>
+      <w:pPr>
+        <w:keepNext w:val="0"/>
+        <w:spacing w:line="240" w:lineRule="auto" w:before="0" w:after="0"/>
+        <w:ind w:firstLine="709"/>
+        <w:jc w:val="both"/>
+      </w:pPr>
+    </w:p>
+    <w:p>
+      <w:pPr>
+        <w:keepNext w:val="0"/>
+        <w:spacing w:line="360" w:lineRule="auto" w:before="0" w:after="0"/>
+        <w:ind w:firstLine="709"/>
+        <w:jc w:val="both"/>
+      </w:pPr>
+      <w:r>
+        <w:rPr>
+          <w:rFonts w:ascii="Times New Roman" w:hAnsi="Times New Roman" w:cs="Times New Roman" w:eastAsia="Times New Roman"/>
+          <w:b w:val="0"/>
+          <w:i w:val="0"/>
+          <w:sz w:val="28"/>
+        </w:rPr>
+        <w:t>Декомпозиция контекстной диаграммы с точки зрения клиента (диаграмма A0) представлена на рисунке 4. Процесс разбит на четыре функциональных блока.</w:t>
+      </w:r>
+    </w:p>
+    <w:p>
+      <w:pPr>
+        <w:sectPr>
+          <w:pgSz w:w="11906" w:h="16838"/>
+          <w:pgMar w:top="1134" w:right="850" w:bottom="1134" w:left="1701" w:header="708" w:footer="708" w:gutter="0"/>
+          <w:cols w:space="708"/>
+          <w:titlePg/>
+          <w:docGrid w:linePitch="381"/>
+        </w:sectPr>
+      </w:pPr>
+    </w:p>
+    <w:p>
+      <w:pPr>
+        <w:keepNext/>
+        <w:spacing w:line="240" w:lineRule="auto" w:before="0" w:after="0"/>
+        <w:ind w:firstLine="0"/>
+        <w:jc w:val="center"/>
+      </w:pPr>
+      <w:r>
+        <w:drawing>
+          <wp:inline xmlns:a="http://schemas.openxmlformats.org/drawingml/2006/main" xmlns:pic="http://schemas.openxmlformats.org/drawingml/2006/picture">
+            <wp:extent cx="8820000" cy="5604375"/>
+            <wp:docPr id="5" name="Picture 5"/>
+            <wp:cNvGraphicFramePr>
+              <a:graphicFrameLocks noChangeAspect="1"/>
+            </wp:cNvGraphicFramePr>
+            <a:graphic>
+              <a:graphicData uri="http://schemas.openxmlformats.org/drawingml/2006/picture">
+                <pic:pic>
+                  <pic:nvPicPr>
+                    <pic:cNvPr id="0" name="idef0_client_a0.png"/>
+                    <pic:cNvPicPr/>
+                  </pic:nvPicPr>
+                  <pic:blipFill>
+                    <a:blip r:embed="rId13"/>
+                    <a:stretch>
+                      <a:fillRect/>
+                    </a:stretch>
+                  </pic:blipFill>
+                  <pic:spPr>
+                    <a:xfrm>
+                      <a:off x="0" y="0"/>
+                      <a:ext cx="8820000" cy="5604375"/>
+                    </a:xfrm>
+                    <a:prstGeom prst="rect"/>
+                  </pic:spPr>
+                </pic:pic>
+              </a:graphicData>
+            </a:graphic>
+          </wp:inline>
+        </w:drawing>
+      </w:r>
+    </w:p>
+    <w:p>
+      <w:pPr>
+        <w:keepNext w:val="0"/>
+        <w:spacing w:line="360" w:lineRule="auto" w:before="0" w:after="120"/>
+        <w:ind w:firstLine="0"/>
+        <w:jc w:val="center"/>
+      </w:pPr>
+      <w:r>
+        <w:rPr>
+          <w:rFonts w:ascii="Times New Roman" w:hAnsi="Times New Roman" w:cs="Times New Roman" w:eastAsia="Times New Roman"/>
+          <w:b w:val="0"/>
+          <w:i w:val="0"/>
+          <w:sz w:val="28"/>
+        </w:rPr>
+        <w:t>Рисунок 4 – Диаграмма декомпозиции A0 «Получить обслуживание автомобиля в автосервисе» (точка зрения клиента)</w:t>
+      </w:r>
+    </w:p>
+    <w:p>
+      <w:pPr>
+        <w:sectPr>
+          <w:pgSz w:w="16838" w:h="11906" w:orient="landscape"/>
+          <w:pgMar w:top="850" w:right="1134" w:bottom="850" w:left="1134" w:header="708" w:footer="708" w:gutter="0"/>
+          <w:cols w:space="708"/>
+          <w:titlePg/>
+          <w:docGrid w:linePitch="381"/>
+        </w:sectPr>
+      </w:pPr>
+    </w:p>
+    <w:p>
+      <w:pPr>
+        <w:keepNext w:val="0"/>
+        <w:spacing w:line="360" w:lineRule="auto" w:before="0" w:after="0"/>
+        <w:ind w:firstLine="709"/>
+        <w:jc w:val="both"/>
+      </w:pPr>
+      <w:r>
+        <w:rPr>
+          <w:rFonts w:ascii="Times New Roman" w:hAnsi="Times New Roman" w:cs="Times New Roman" w:eastAsia="Times New Roman"/>
+          <w:b w:val="0"/>
+          <w:i w:val="0"/>
+          <w:sz w:val="28"/>
+        </w:rPr>
+        <w:t>Описание функциональных блоков диаграммы A0 с точки зрения клиента:</w:t>
+      </w:r>
+    </w:p>
+    <w:p>
+      <w:pPr>
+        <w:keepNext w:val="0"/>
+        <w:spacing w:line="360" w:lineRule="auto" w:before="0" w:after="0"/>
+        <w:ind w:firstLine="709"/>
+        <w:jc w:val="both"/>
+      </w:pPr>
+      <w:r>
+        <w:rPr>
+          <w:rFonts w:ascii="Times New Roman" w:hAnsi="Times New Roman" w:cs="Times New Roman" w:eastAsia="Times New Roman"/>
+          <w:b w:val="0"/>
+          <w:i w:val="0"/>
+          <w:sz w:val="28"/>
+        </w:rPr>
+        <w:t xml:space="preserve">– </w:t>
+      </w:r>
+      <w:r>
+        <w:rPr>
+          <w:rFonts w:ascii="Times New Roman" w:hAnsi="Times New Roman" w:cs="Times New Roman" w:eastAsia="Times New Roman"/>
+          <w:b/>
+          <w:i w:val="0"/>
+          <w:sz w:val="28"/>
+        </w:rPr>
+        <w:t>A1 «Записаться на обслуживание»</w:t>
+      </w:r>
+      <w:r>
+        <w:rPr>
+          <w:rFonts w:ascii="Times New Roman" w:hAnsi="Times New Roman" w:cs="Times New Roman" w:eastAsia="Times New Roman"/>
+          <w:b w:val="0"/>
+          <w:i w:val="0"/>
+          <w:sz w:val="28"/>
+        </w:rPr>
+        <w:t xml:space="preserve"> – клиент с учётом режима работы и свободного времени записывается на обслуживание по телефону или онлайн через ИС автосервиса. Результат – подтверждённая запись с датой и временем визита.</w:t>
+      </w:r>
+    </w:p>
+    <w:p>
+      <w:pPr>
+        <w:keepNext w:val="0"/>
+        <w:spacing w:line="360" w:lineRule="auto" w:before="0" w:after="0"/>
+        <w:ind w:firstLine="709"/>
+        <w:jc w:val="both"/>
+      </w:pPr>
+      <w:r>
+        <w:rPr>
+          <w:rFonts w:ascii="Times New Roman" w:hAnsi="Times New Roman" w:cs="Times New Roman" w:eastAsia="Times New Roman"/>
+          <w:b w:val="0"/>
+          <w:i w:val="0"/>
+          <w:sz w:val="28"/>
+        </w:rPr>
+        <w:t xml:space="preserve">– </w:t>
+      </w:r>
+      <w:r>
+        <w:rPr>
+          <w:rFonts w:ascii="Times New Roman" w:hAnsi="Times New Roman" w:cs="Times New Roman" w:eastAsia="Times New Roman"/>
+          <w:b/>
+          <w:i w:val="0"/>
+          <w:sz w:val="28"/>
+        </w:rPr>
+        <w:t>A2 «Сдать автомобиль и согласовать работы»</w:t>
+      </w:r>
+      <w:r>
+        <w:rPr>
+          <w:rFonts w:ascii="Times New Roman" w:hAnsi="Times New Roman" w:cs="Times New Roman" w:eastAsia="Times New Roman"/>
+          <w:b w:val="0"/>
+          <w:i w:val="0"/>
+          <w:sz w:val="28"/>
+        </w:rPr>
+        <w:t xml:space="preserve"> – в назначенное время клиент передаёт автомобиль мастеру-приёмщику, согласует перечень работ, предварительную стоимость по прейскуранту и срок готовности. Результат – согласованный заказ-наряд. По обратной связи из блока A3 сюда поступают запросы на согласование дополнительных работ.</w:t>
+      </w:r>
+    </w:p>
+    <w:p>
+      <w:pPr>
+        <w:keepNext w:val="0"/>
+        <w:spacing w:line="360" w:lineRule="auto" w:before="0" w:after="0"/>
+        <w:ind w:firstLine="709"/>
+        <w:jc w:val="both"/>
+      </w:pPr>
+      <w:r>
+        <w:rPr>
+          <w:rFonts w:ascii="Times New Roman" w:hAnsi="Times New Roman" w:cs="Times New Roman" w:eastAsia="Times New Roman"/>
+          <w:b w:val="0"/>
+          <w:i w:val="0"/>
+          <w:sz w:val="28"/>
+        </w:rPr>
+        <w:t xml:space="preserve">– </w:t>
+      </w:r>
+      <w:r>
+        <w:rPr>
+          <w:rFonts w:ascii="Times New Roman" w:hAnsi="Times New Roman" w:cs="Times New Roman" w:eastAsia="Times New Roman"/>
+          <w:b/>
+          <w:i w:val="0"/>
+          <w:sz w:val="28"/>
+        </w:rPr>
+        <w:t>A3 «Отслеживать ход ремонта, согласовать доп. работы»</w:t>
+      </w:r>
+      <w:r>
+        <w:rPr>
+          <w:rFonts w:ascii="Times New Roman" w:hAnsi="Times New Roman" w:cs="Times New Roman" w:eastAsia="Times New Roman"/>
+          <w:b w:val="0"/>
+          <w:i w:val="0"/>
+          <w:sz w:val="28"/>
+        </w:rPr>
+        <w:t xml:space="preserve"> – пока автомеханики выполняют работы, клиент получает уведомления о статусе заказа и готовности автомобиля, а при выявлении дополнительных работ согласует их и изменение стоимости.</w:t>
+      </w:r>
+    </w:p>
+    <w:p>
+      <w:pPr>
+        <w:keepNext w:val="0"/>
+        <w:spacing w:line="360" w:lineRule="auto" w:before="0" w:after="0"/>
+        <w:ind w:firstLine="709"/>
+        <w:jc w:val="both"/>
+      </w:pPr>
+      <w:r>
+        <w:rPr>
+          <w:rFonts w:ascii="Times New Roman" w:hAnsi="Times New Roman" w:cs="Times New Roman" w:eastAsia="Times New Roman"/>
+          <w:b w:val="0"/>
+          <w:i w:val="0"/>
+          <w:sz w:val="28"/>
+        </w:rPr>
+        <w:t xml:space="preserve">– </w:t>
+      </w:r>
+      <w:r>
+        <w:rPr>
+          <w:rFonts w:ascii="Times New Roman" w:hAnsi="Times New Roman" w:cs="Times New Roman" w:eastAsia="Times New Roman"/>
+          <w:b/>
+          <w:i w:val="0"/>
+          <w:sz w:val="28"/>
+        </w:rPr>
+        <w:t>A4 «Оплатить работы и получить автомобиль»</w:t>
+      </w:r>
+      <w:r>
+        <w:rPr>
+          <w:rFonts w:ascii="Times New Roman" w:hAnsi="Times New Roman" w:cs="Times New Roman" w:eastAsia="Times New Roman"/>
+          <w:b w:val="0"/>
+          <w:i w:val="0"/>
+          <w:sz w:val="28"/>
+        </w:rPr>
+        <w:t xml:space="preserve"> – клиент оплачивает работы по согласованной стоимости, получает отремонтированный автомобиль и квитанцию; сведения о заказе сохраняются в истории обслуживания автомобиля, по которой ИС напоминает о следующем ТО.</w:t>
+      </w:r>
+    </w:p>
+    <w:p>
+      <w:pPr>
+        <w:keepNext w:val="0"/>
+        <w:spacing w:line="360" w:lineRule="auto" w:before="0" w:after="0"/>
+        <w:ind w:firstLine="709"/>
+        <w:jc w:val="both"/>
+      </w:pPr>
+      <w:r>
+        <w:rPr>
+          <w:rFonts w:ascii="Times New Roman" w:hAnsi="Times New Roman" w:cs="Times New Roman" w:eastAsia="Times New Roman"/>
+          <w:b/>
+          <w:i w:val="0"/>
+          <w:sz w:val="28"/>
+        </w:rPr>
+        <w:t>Требования клиента к ИС.</w:t>
+      </w:r>
+      <w:r>
+        <w:rPr>
+          <w:rFonts w:ascii="Times New Roman" w:hAnsi="Times New Roman" w:cs="Times New Roman" w:eastAsia="Times New Roman"/>
+          <w:b w:val="0"/>
+          <w:i w:val="0"/>
+          <w:sz w:val="28"/>
+        </w:rPr>
+        <w:t xml:space="preserve"> Модель с точки зрения клиента показывает, что ИС автосервиса участвует во всех функциях клиента и должна обеспечивать: онлайн-запись на обслуживание (A1), фиксацию согласованной стоимости в заказ-наряде (A2), информирование о статусе заказа и согласование изменения стоимости (A3), печать подробной квитанции, хранение истории обслуживания и напоминание о плановом ТО (A4). Эти требования соответствуют потребностям клиента, выявленным при анкетировании (таблица 6).</w:t>
+      </w:r>
+    </w:p>
+    <w:p>
+      <w:pPr>
+        <w:keepNext/>
         <w:spacing w:line="360" w:lineRule="auto" w:before="240" w:after="120"/>
         <w:ind w:firstLine="0"/>
         <w:jc w:val="center"/>
@@ -8335,7 +9955,7 @@
           <w:i w:val="0"/>
           <w:sz w:val="28"/>
         </w:rPr>
-        <w:t>Бизнес-потребность описывает, что необходимо бизнесу; бизнес-требование уточняет, какого результата и каким образом должна достичь организация; функциональные требования определяют, что конкретно должна делать система для достижения этого результата. Функциональные требования сформулированы на основе анализа функциональных блоков диаграммы A0. Результаты преобразования приведены в таблице 8.</w:t>
+        <w:t>Бизнес-потребность описывает, что необходимо бизнесу; бизнес-требование уточняет, какого результата и каким образом должна достичь организация; функциональные требования определяют, что конкретно должна делать система для достижения этого результата. Функциональные требования сформулированы на основе анализа функциональных блоков диаграммы A0. Результаты преобразования приведены в таблице 9.</w:t>
       </w:r>
     </w:p>
     <w:p>
@@ -8352,7 +9972,7 @@
           <w:i w:val="0"/>
           <w:sz w:val="28"/>
         </w:rPr>
-        <w:t>Таблица 8 – Преобразование бизнес-потребностей в бизнес- и функциональные требования</w:t>
+        <w:t>Таблица 9 – Преобразование бизнес-потребностей в бизнес- и функциональные требования</w:t>
       </w:r>
     </w:p>
     <w:tbl>
@@ -9180,7 +10800,7 @@
           <w:i w:val="0"/>
           <w:sz w:val="28"/>
         </w:rPr>
-        <w:t>На основе анализа предметной области и функциональной модели IDEF0 сформированы требования к ИС учёта заказов и клиентов автосервиса и классифицированы согласно модели FURPS+ (таблица 9). Для каждого требования определены атрибуты: приоритет (важность), тестируемость (проверяемость) и сложность реализации (выполнимость). Требования безопасности по модели FURPS отнесены к функциональным.</w:t>
+        <w:t>На основе анализа предметной области и функциональной модели IDEF0 сформированы требования к ИС учёта заказов и клиентов автосервиса и классифицированы согласно модели FURPS+ (таблица 10). Для каждого требования определены атрибуты: приоритет (важность), тестируемость (проверяемость) и сложность реализации (выполнимость). Требования безопасности по модели FURPS отнесены к функциональным.</w:t>
       </w:r>
     </w:p>
     <w:p>
@@ -9197,7 +10817,7 @@
           <w:i w:val="0"/>
           <w:sz w:val="28"/>
         </w:rPr>
-        <w:t>Таблица 9 – Требования к ПО, классифицированные по модели FURPS+</w:t>
+        <w:t>Таблица 10 – Требования к ПО, классифицированные по модели FURPS+</w:t>
       </w:r>
     </w:p>
     <w:tbl>
@@ -14415,7 +16035,7 @@
           <w:i w:val="0"/>
           <w:sz w:val="28"/>
         </w:rPr>
-        <w:t>Для основного бизнес-процесса построена функциональная модель IDEF0 (контекстная диаграмма A-0 и декомпозиция A0), по которой определены границы ИС и взаимодействующие с ней объекты. Бизнес-потребности преобразованы в бизнес-требования и функциональные требования. Сформирована спецификация требований к ПО по модели FURPS+: 18 функциональных требований, 4 требования к удобству использования, 4 – к надёжности, 3 – к производительности, 3 – к поддерживаемости и 6 ограничений. Для каждого требования определены приоритет, тестируемость и сложность реализации.</w:t>
+        <w:t>Для основного бизнес-процесса построены функциональные модели IDEF0 (контекстная диаграмма A-0 и декомпозиция A0) с точек зрения руководителя и клиента автосервиса, по которым определены границы ИС, взаимодействующие с ней объекты и требования клиента к системе. Бизнес-потребности преобразованы в бизнес-требования и функциональные требования. Сформирована спецификация требований к ПО по модели FURPS+: 18 функциональных требований, 4 требования к удобству использования, 4 – к надёжности, 3 – к производительности, 3 – к поддерживаемости и 6 ограничений. Для каждого требования определены приоритет, тестируемость и сложность реализации.</w:t>
       </w:r>
     </w:p>
     <w:sectPr>
